--- a/files/informe-de-avance-1.docx
+++ b/files/informe-de-avance-1.docx
@@ -1,6 +1,6 @@
 
 <file path=word/document.xml><?xml version="1.0" encoding="utf-8"?>
-<w:document xmlns:wpc="http://schemas.microsoft.com/office/word/2010/wordprocessingCanvas" xmlns:cx="http://schemas.microsoft.com/office/drawing/2014/chartex" xmlns:cx1="http://schemas.microsoft.com/office/drawing/2015/9/8/chartex" xmlns:cx2="http://schemas.microsoft.com/office/drawing/2015/10/21/chartex" xmlns:cx3="http://schemas.microsoft.com/office/drawing/2016/5/9/chartex" xmlns:cx4="http://schemas.microsoft.com/office/drawing/2016/5/10/chartex" xmlns:cx5="http://schemas.microsoft.com/office/drawing/2016/5/11/chartex" xmlns:cx6="http://schemas.microsoft.com/office/drawing/2016/5/12/chartex" xmlns:cx7="http://schemas.microsoft.com/office/drawing/2016/5/13/chartex" xmlns:cx8="http://schemas.microsoft.com/office/drawing/2016/5/14/chartex" xmlns:mc="http://schemas.openxmlformats.org/markup-compatibility/2006" xmlns:aink="http://schemas.microsoft.com/office/drawing/2016/ink" xmlns:am3d="http://schemas.microsoft.com/office/drawing/2017/model3d" xmlns:o="urn:schemas-microsoft-com:office:office" xmlns:oel="http://schemas.microsoft.com/office/2019/extlst" xmlns:r="http://schemas.openxmlformats.org/officeDocument/2006/relationships" xmlns:m="http://schemas.openxmlformats.org/officeDocument/2006/math" xmlns:v="urn:schemas-microsoft-com:vml" xmlns:wp14="http://schemas.microsoft.com/office/word/2010/wordprocessingDrawing" xmlns:wp="http://schemas.openxmlformats.org/drawingml/2006/wordprocessingDrawing" xmlns:w10="urn:schemas-microsoft-com:office:word" xmlns:w="http://schemas.openxmlformats.org/wordprocessingml/2006/main" xmlns:w14="http://schemas.microsoft.com/office/word/2010/wordml" xmlns:w15="http://schemas.microsoft.com/office/word/2012/wordml" xmlns:w16cex="http://schemas.microsoft.com/office/word/2018/wordml/cex" xmlns:w16cid="http://schemas.microsoft.com/office/word/2016/wordml/cid" xmlns:w16="http://schemas.microsoft.com/office/word/2018/wordml" xmlns:w16du="http://schemas.microsoft.com/office/word/2023/wordml/word16du" xmlns:w16sdtdh="http://schemas.microsoft.com/office/word/2020/wordml/sdtdatahash" xmlns:w16sdtfl="http://schemas.microsoft.com/office/word/2024/wordml/sdtformatlock" xmlns:w16se="http://schemas.microsoft.com/office/word/2015/wordml/symex" xmlns:wpg="http://schemas.microsoft.com/office/word/2010/wordprocessingGroup" xmlns:wpi="http://schemas.microsoft.com/office/word/2010/wordprocessingInk" xmlns:wne="http://schemas.microsoft.com/office/word/2006/wordml" xmlns:wps="http://schemas.microsoft.com/office/word/2010/wordprocessingShape" mc:Ignorable="w14 w15 w16se w16cid w16 w16cex w16sdtdh w16sdtfl w16du wp14">
+<w:document xmlns:wpc="http://schemas.microsoft.com/office/word/2010/wordprocessingCanvas" xmlns:cx="http://schemas.microsoft.com/office/drawing/2014/chartex" xmlns:cx1="http://schemas.microsoft.com/office/drawing/2015/9/8/chartex" xmlns:cx2="http://schemas.microsoft.com/office/drawing/2015/10/21/chartex" xmlns:cx3="http://schemas.microsoft.com/office/drawing/2016/5/9/chartex" xmlns:cx4="http://schemas.microsoft.com/office/drawing/2016/5/10/chartex" xmlns:cx5="http://schemas.microsoft.com/office/drawing/2016/5/11/chartex" xmlns:cx6="http://schemas.microsoft.com/office/drawing/2016/5/12/chartex" xmlns:cx7="http://schemas.microsoft.com/office/drawing/2016/5/13/chartex" xmlns:cx8="http://schemas.microsoft.com/office/drawing/2016/5/14/chartex" xmlns:mc="http://schemas.openxmlformats.org/markup-compatibility/2006" xmlns:aink="http://schemas.microsoft.com/office/drawing/2016/ink" xmlns:am3d="http://schemas.microsoft.com/office/drawing/2017/model3d" xmlns:o="urn:schemas-microsoft-com:office:office" xmlns:oel="http://schemas.microsoft.com/office/2019/extlst" xmlns:r="http://schemas.openxmlformats.org/officeDocument/2006/relationships" xmlns:m="http://schemas.openxmlformats.org/officeDocument/2006/math" xmlns:v="urn:schemas-microsoft-com:vml" xmlns:wp14="http://schemas.microsoft.com/office/word/2010/wordprocessingDrawing" xmlns:wp="http://schemas.openxmlformats.org/drawingml/2006/wordprocessingDrawing" xmlns:w10="urn:schemas-microsoft-com:office:word" xmlns:w="http://schemas.openxmlformats.org/wordprocessingml/2006/main" xmlns:w14="http://schemas.microsoft.com/office/word/2010/wordml" xmlns:w15="http://schemas.microsoft.com/office/word/2012/wordml" xmlns:w16cei="http://schemas.microsoft.com/office/word/2026/wordml/cei" xmlns:w16cex="http://schemas.microsoft.com/office/word/2018/wordml/cex" xmlns:w16cid="http://schemas.microsoft.com/office/word/2016/wordml/cid" xmlns:w16="http://schemas.microsoft.com/office/word/2018/wordml" xmlns:w16du="http://schemas.microsoft.com/office/word/2023/wordml/word16du" xmlns:w16sdtdh="http://schemas.microsoft.com/office/word/2020/wordml/sdtdatahash" xmlns:w16sdtfl="http://schemas.microsoft.com/office/word/2024/wordml/sdtformatlock" xmlns:w16se="http://schemas.microsoft.com/office/word/2015/wordml/symex" xmlns:wpg="http://schemas.microsoft.com/office/word/2010/wordprocessingGroup" xmlns:wpi="http://schemas.microsoft.com/office/word/2010/wordprocessingInk" xmlns:wne="http://schemas.microsoft.com/office/word/2006/wordml" xmlns:wps="http://schemas.microsoft.com/office/word/2010/wordprocessingShape" mc:Ignorable="w14 w15 w16se w16cid w16 w16cex w16sdtdh w16sdtfl w16du wp14">
   <w:body>
     <w:p>
       <w:pPr>
@@ -162,10 +162,19 @@
         <w:t>Grupo 2</w:t>
       </w:r>
       <w:r>
-        <w:t xml:space="preserve"> (Uso de RRSS)</w:t>
+        <w:t xml:space="preserve"> (</w:t>
+      </w:r>
+      <w:r>
+        <w:t>Condiciones de movilidad</w:t>
+      </w:r>
+      <w:r>
+        <w:t>)</w:t>
       </w:r>
       <w:r>
         <w:t>: sugerencias</w:t>
+      </w:r>
+      <w:r>
+        <w:t xml:space="preserve"> (Ambos grupos)</w:t>
       </w:r>
     </w:p>
     <w:p>
@@ -180,10 +189,22 @@
         <w:t>Grupo 3</w:t>
       </w:r>
       <w:r>
-        <w:t xml:space="preserve"> (Seguridad y Movilidad)</w:t>
-      </w:r>
-      <w:r>
-        <w:t>: sugerencias</w:t>
+        <w:t xml:space="preserve"> (</w:t>
+      </w:r>
+      <w:r>
+        <w:rPr>
+          <w:lang w:val="es-CL"/>
+        </w:rPr>
+        <w:t>Pantallas, insomnio y vida universitaria</w:t>
+      </w:r>
+      <w:r>
+        <w:t>)</w:t>
+      </w:r>
+      <w:r>
+        <w:t>:</w:t>
+      </w:r>
+      <w:r>
+        <w:t xml:space="preserve"> sugerencias</w:t>
       </w:r>
     </w:p>
     <w:p>
@@ -198,7 +219,16 @@
         <w:t>Grupo 4</w:t>
       </w:r>
       <w:r>
-        <w:t xml:space="preserve"> (Prácticas Musicales)</w:t>
+        <w:t xml:space="preserve"> (</w:t>
+      </w:r>
+      <w:r>
+        <w:rPr>
+          <w:rFonts w:ascii="Calibri" w:eastAsia="Calibri" w:hAnsi="Calibri" w:cs="Calibri"/>
+        </w:rPr>
+        <w:t>Vínculo estudiantado-universidad</w:t>
+      </w:r>
+      <w:r>
+        <w:t>)</w:t>
       </w:r>
       <w:r>
         <w:t>: sugerencias</w:t>
@@ -216,7 +246,13 @@
         <w:t>Grupo 5</w:t>
       </w:r>
       <w:r>
-        <w:t xml:space="preserve"> (Calidad docente)</w:t>
+        <w:t xml:space="preserve"> (</w:t>
+      </w:r>
+      <w:r>
+        <w:t>Apuestas Online</w:t>
+      </w:r>
+      <w:r>
+        <w:t>)</w:t>
       </w:r>
       <w:r>
         <w:t>: sugerencias</w:t>
@@ -231,20 +267,31 @@
         </w:numPr>
       </w:pPr>
       <w:r>
-        <w:t xml:space="preserve">Grupo </w:t>
-      </w:r>
-      <w:r>
-        <w:t>6</w:t>
-      </w:r>
-      <w:r>
-        <w:t xml:space="preserve"> (</w:t>
-      </w:r>
-      <w:r>
-        <w:t>Autocuidado Sexual</w:t>
+        <w:t>Grupo 6 (</w:t>
+      </w:r>
+      <w:r>
+        <w:t>Apoliticismo</w:t>
       </w:r>
       <w:r>
         <w:t>): sugerencias</w:t>
       </w:r>
+    </w:p>
+    <w:p>
+      <w:pPr>
+        <w:pStyle w:val="Prrafodelista"/>
+        <w:numPr>
+          <w:ilvl w:val="0"/>
+          <w:numId w:val="3"/>
+        </w:numPr>
+      </w:pPr>
+      <w:r>
+        <w:t>Grupo 7 (Autoritarismo): sugerencias</w:t>
+      </w:r>
+    </w:p>
+    <w:p>
+      <w:pPr>
+        <w:pStyle w:val="Prrafodelista"/>
+      </w:pPr>
     </w:p>
     <w:p>
       <w:r>
@@ -351,15 +398,7 @@
         </w:numPr>
       </w:pPr>
       <w:r>
-        <w:t xml:space="preserve">vuelva a revisar texto de </w:t>
-      </w:r>
-      <w:proofErr w:type="spellStart"/>
-      <w:r>
-        <w:t>Asun</w:t>
-      </w:r>
-      <w:proofErr w:type="spellEnd"/>
-      <w:r>
-        <w:t xml:space="preserve">, sobre cómo armar cuestionario. </w:t>
+        <w:t xml:space="preserve">vuelva a revisar texto de Asun, sobre cómo armar cuestionario. </w:t>
       </w:r>
     </w:p>
     <w:p>
@@ -397,11 +436,6 @@
       <w:r>
         <w:t>No debe mezclar temas, si el índice es de uso de RRSS, no debe mezclarlo con preguntas sólo de Salud mental.</w:t>
       </w:r>
-    </w:p>
-    <w:p>
-      <w:pPr>
-        <w:ind w:left="1080"/>
-      </w:pPr>
     </w:p>
     <w:sectPr>
       <w:pgSz w:w="12240" w:h="15840"/>
@@ -414,7 +448,7 @@
 </file>
 
 <file path=word/numbering.xml><?xml version="1.0" encoding="utf-8"?>
-<w:numbering xmlns:wpc="http://schemas.microsoft.com/office/word/2010/wordprocessingCanvas" xmlns:cx="http://schemas.microsoft.com/office/drawing/2014/chartex" xmlns:cx1="http://schemas.microsoft.com/office/drawing/2015/9/8/chartex" xmlns:cx2="http://schemas.microsoft.com/office/drawing/2015/10/21/chartex" xmlns:cx3="http://schemas.microsoft.com/office/drawing/2016/5/9/chartex" xmlns:cx4="http://schemas.microsoft.com/office/drawing/2016/5/10/chartex" xmlns:cx5="http://schemas.microsoft.com/office/drawing/2016/5/11/chartex" xmlns:cx6="http://schemas.microsoft.com/office/drawing/2016/5/12/chartex" xmlns:cx7="http://schemas.microsoft.com/office/drawing/2016/5/13/chartex" xmlns:cx8="http://schemas.microsoft.com/office/drawing/2016/5/14/chartex" xmlns:mc="http://schemas.openxmlformats.org/markup-compatibility/2006" xmlns:aink="http://schemas.microsoft.com/office/drawing/2016/ink" xmlns:am3d="http://schemas.microsoft.com/office/drawing/2017/model3d" xmlns:o="urn:schemas-microsoft-com:office:office" xmlns:oel="http://schemas.microsoft.com/office/2019/extlst" xmlns:r="http://schemas.openxmlformats.org/officeDocument/2006/relationships" xmlns:m="http://schemas.openxmlformats.org/officeDocument/2006/math" xmlns:v="urn:schemas-microsoft-com:vml" xmlns:wp14="http://schemas.microsoft.com/office/word/2010/wordprocessingDrawing" xmlns:wp="http://schemas.openxmlformats.org/drawingml/2006/wordprocessingDrawing" xmlns:w10="urn:schemas-microsoft-com:office:word" xmlns:w="http://schemas.openxmlformats.org/wordprocessingml/2006/main" xmlns:w14="http://schemas.microsoft.com/office/word/2010/wordml" xmlns:w15="http://schemas.microsoft.com/office/word/2012/wordml" xmlns:w16cex="http://schemas.microsoft.com/office/word/2018/wordml/cex" xmlns:w16cid="http://schemas.microsoft.com/office/word/2016/wordml/cid" xmlns:w16="http://schemas.microsoft.com/office/word/2018/wordml" xmlns:w16du="http://schemas.microsoft.com/office/word/2023/wordml/word16du" xmlns:w16sdtdh="http://schemas.microsoft.com/office/word/2020/wordml/sdtdatahash" xmlns:w16sdtfl="http://schemas.microsoft.com/office/word/2024/wordml/sdtformatlock" xmlns:w16se="http://schemas.microsoft.com/office/word/2015/wordml/symex" xmlns:wpg="http://schemas.microsoft.com/office/word/2010/wordprocessingGroup" xmlns:wpi="http://schemas.microsoft.com/office/word/2010/wordprocessingInk" xmlns:wne="http://schemas.microsoft.com/office/word/2006/wordml" xmlns:wps="http://schemas.microsoft.com/office/word/2010/wordprocessingShape" mc:Ignorable="w14 w15 w16se w16cid w16 w16cex w16sdtdh w16sdtfl w16du wp14">
+<w:numbering xmlns:wpc="http://schemas.microsoft.com/office/word/2010/wordprocessingCanvas" xmlns:cx="http://schemas.microsoft.com/office/drawing/2014/chartex" xmlns:cx1="http://schemas.microsoft.com/office/drawing/2015/9/8/chartex" xmlns:cx2="http://schemas.microsoft.com/office/drawing/2015/10/21/chartex" xmlns:cx3="http://schemas.microsoft.com/office/drawing/2016/5/9/chartex" xmlns:cx4="http://schemas.microsoft.com/office/drawing/2016/5/10/chartex" xmlns:cx5="http://schemas.microsoft.com/office/drawing/2016/5/11/chartex" xmlns:cx6="http://schemas.microsoft.com/office/drawing/2016/5/12/chartex" xmlns:cx7="http://schemas.microsoft.com/office/drawing/2016/5/13/chartex" xmlns:cx8="http://schemas.microsoft.com/office/drawing/2016/5/14/chartex" xmlns:mc="http://schemas.openxmlformats.org/markup-compatibility/2006" xmlns:aink="http://schemas.microsoft.com/office/drawing/2016/ink" xmlns:am3d="http://schemas.microsoft.com/office/drawing/2017/model3d" xmlns:o="urn:schemas-microsoft-com:office:office" xmlns:oel="http://schemas.microsoft.com/office/2019/extlst" xmlns:r="http://schemas.openxmlformats.org/officeDocument/2006/relationships" xmlns:m="http://schemas.openxmlformats.org/officeDocument/2006/math" xmlns:v="urn:schemas-microsoft-com:vml" xmlns:wp14="http://schemas.microsoft.com/office/word/2010/wordprocessingDrawing" xmlns:wp="http://schemas.openxmlformats.org/drawingml/2006/wordprocessingDrawing" xmlns:w10="urn:schemas-microsoft-com:office:word" xmlns:w="http://schemas.openxmlformats.org/wordprocessingml/2006/main" xmlns:w14="http://schemas.microsoft.com/office/word/2010/wordml" xmlns:w15="http://schemas.microsoft.com/office/word/2012/wordml" xmlns:w16cei="http://schemas.microsoft.com/office/word/2026/wordml/cei" xmlns:w16cex="http://schemas.microsoft.com/office/word/2018/wordml/cex" xmlns:w16cid="http://schemas.microsoft.com/office/word/2016/wordml/cid" xmlns:w16="http://schemas.microsoft.com/office/word/2018/wordml" xmlns:w16du="http://schemas.microsoft.com/office/word/2023/wordml/word16du" xmlns:w16sdtdh="http://schemas.microsoft.com/office/word/2020/wordml/sdtdatahash" xmlns:w16sdtfl="http://schemas.microsoft.com/office/word/2024/wordml/sdtformatlock" xmlns:w16se="http://schemas.microsoft.com/office/word/2015/wordml/symex" xmlns:wpg="http://schemas.microsoft.com/office/word/2010/wordprocessingGroup" xmlns:wpi="http://schemas.microsoft.com/office/word/2010/wordprocessingInk" xmlns:wne="http://schemas.microsoft.com/office/word/2006/wordml" xmlns:wps="http://schemas.microsoft.com/office/word/2010/wordprocessingShape" mc:Ignorable="w14 w15 w16se w16cid w16 w16cex w16sdtdh w16sdtfl w16du wp14">
   <w:abstractNum w:abstractNumId="0" w15:restartNumberingAfterBreak="0">
     <w:nsid w:val="444E1D32"/>
     <w:multiLevelType w:val="hybridMultilevel"/>
@@ -1413,7 +1447,6 @@
   <w:style w:type="character" w:default="1" w:styleId="Fuentedeprrafopredeter">
     <w:name w:val="Default Paragraph Font"/>
     <w:uiPriority w:val="1"/>
-    <w:semiHidden/>
     <w:unhideWhenUsed/>
   </w:style>
   <w:style w:type="table" w:default="1" w:styleId="Tablanormal">
